--- a/backend/app/gobierno_de_aplicaciones/datos/referencia/tdd_nivel2/_estable/58.docx
+++ b/backend/app/gobierno_de_aplicaciones/datos/referencia/tdd_nivel2/_estable/58.docx
@@ -60,7 +60,7 @@
           <w:bCs/>
           <w:lang w:val="es-MX"/>
         </w:rPr>
-        <w:t>Nivel objetivo: Gobierno controlado y documentado (Nivel 2)  ·  Aplicativo: Contenedora de Skills (Orquestador de Skills)  ·  24/09/2026  ·  Primera parte: secciones 0 a 3</w:t>
+        <w:t>Nivel objetivo: Gobierno controlado y documentado (Nivel 2)  ·  Aplicativo: Formateador de semblanzas PASE  ·  24/09/2026  ·  Primera parte: secciones 0 a 3</w:t>
       </w:r>
     </w:p>
     <w:p>
@@ -171,7 +171,7 @@
                 <w:szCs w:val="18"/>
                 <w:lang w:val="es-MX"/>
               </w:rPr>
-              <w:t>TDD - Descripción Técnica del Aplicativo · Contenedora de Skills (Orquestador de Skills)</w:t>
+              <w:t>TDD - Descripción Técnica del Aplicativo · Formateador de semblanzas PASE</w:t>
             </w:r>
           </w:p>
         </w:tc>
@@ -959,7 +959,7 @@
               <w:rPr>
                 <w:b w:val="0"/>
               </w:rPr>
-              <w:t>Contenedora de Skills (Orquestador de Skills)</w:t>
+              <w:t>Formateador de semblanzas PASE</w:t>
             </w:r>
           </w:p>
         </w:tc>
